--- a/納品レポート/PRIMECHANGE戦略レポート/PRIMECHANGE_CS向上戦略提案書.docx
+++ b/納品レポート/PRIMECHANGE戦略レポート/PRIMECHANGE_CS向上戦略提案書.docx
@@ -87,7 +87,7 @@
           <w:sz w:val="20"/>
           <w:szCs w:val="20"/>
         </w:rPr>
-        <w:t xml:space="preserve">対象: 19ホテル | 月間総売上: ¥99,847,777 | 口コミ: 2108件</w:t>
+        <w:t xml:space="preserve">対象: 19ホテル | 月間総売上: ¥99,847,777 | 口コミ: 2157件</w:t>
       </w:r>
     </w:p>
     <w:p>
@@ -960,7 +960,7 @@
                 <w:sz w:val="15"/>
                 <w:szCs w:val="15"/>
               </w:rPr>
-              <w:t xml:space="preserve">中央値: 8.62</w:t>
+              <w:t xml:space="preserve">中央値: 8.63</w:t>
             </w:r>
           </w:p>
         </w:tc>
@@ -1032,7 +1032,7 @@
                 <w:sz w:val="15"/>
                 <w:szCs w:val="15"/>
               </w:rPr>
-              <w:t xml:space="preserve">2108件</w:t>
+              <w:t xml:space="preserve">2157件</w:t>
             </w:r>
           </w:p>
         </w:tc>
@@ -1281,7 +1281,7 @@
                 <w:sz w:val="15"/>
                 <w:szCs w:val="15"/>
               </w:rPr>
-              <w:t xml:space="preserve">73件/2108件</w:t>
+              <w:t xml:space="preserve">73件/2157件</w:t>
             </w:r>
           </w:p>
         </w:tc>
@@ -1501,7 +1501,7 @@
           <w:sz w:val="18"/>
           <w:szCs w:val="18"/>
         </w:rPr>
-        <w:t xml:space="preserve">コンフォートスイーツ東京ベイ（9.19点, ¥13,228,360） / 京成リッチモンドホテル東京錦糸町（9点, ¥4,791,800） / ダイワロイネットホテル東京大崎（8.88点, ¥5,203,037） / ホテルコメント横浜関内（8.81点, ¥4,463,320） / ハートンホテル東品川（8.62点, ¥11,211,550） / 川崎日航ホテル（8.62点, ¥7,168,120） / 変なホテル東京羽田（8.25点, ¥5,358,150）</w:t>
+        <w:t xml:space="preserve">コンフォートスイーツ東京ベイ（9.18点, ¥13,228,360） / 京成リッチモンドホテル東京錦糸町（9.03点, ¥4,791,800） / ダイワロイネットホテル東京大崎（8.9点, ¥5,203,037） / ホテルコメント横浜関内（8.81点, ¥4,463,320） / 川崎日航ホテル（8.65点, ¥7,168,120） / ハートンホテル東品川（8.63点, ¥11,211,550） / 変なホテル東京羽田（8.27点, ¥5,358,150）</w:t>
       </w:r>
     </w:p>
     <w:p>
@@ -1556,7 +1556,7 @@
           <w:sz w:val="18"/>
           <w:szCs w:val="18"/>
         </w:rPr>
-        <w:t xml:space="preserve">第一イン池袋（9.03点, ¥4,310,610） / コンフォートホテルERA東京東神田（8.93点, ¥4,047,280） / ホテルケヤキゲート東京府中（8.81点, ¥4,425,395） / リッチモンドホテル東京目白（8.65点, ¥3,663,440） / コンフォートホテル成田（8.6点, ¥2,655,760） / アパホテル相模原橋本駅東（8.12点, ¥2,698,420） / コンフォートイン六本木（8.1点, ¥2,842,630）</w:t>
+        <w:t xml:space="preserve">第一イン池袋（9.06点, ¥4,310,610） / コンフォートホテルERA東京東神田（8.91点, ¥4,047,280） / ホテルケヤキゲート東京府中（8.77点, ¥4,425,395） / リッチモンドホテル東京目白（8.66点, ¥3,663,440） / コンフォートホテル成田（8.59点, ¥2,655,760） / アパホテル相模原橋本駅東（8.12点, ¥2,698,420） / コンフォートイン六本木（8.11点, ¥2,842,630）</w:t>
       </w:r>
     </w:p>
     <w:p>
@@ -1611,7 +1611,7 @@
           <w:sz w:val="18"/>
           <w:szCs w:val="18"/>
         </w:rPr>
-        <w:t xml:space="preserve">コンフォートホテル博多（7.87点, ¥5,764,630） / アパホテル蒲田駅東（7.44点, ¥4,679,520） / チサンホテル浜松町（7.02点, ¥5,578,650）</w:t>
+        <w:t xml:space="preserve">コンフォートホテル博多（7.89点, ¥5,764,630） / アパホテル蒲田駅東（7.34点, ¥4,679,520） / チサンホテル浜松町（7.03点, ¥5,578,650）</w:t>
       </w:r>
     </w:p>
     <w:p>
@@ -1666,7 +1666,7 @@
           <w:sz w:val="18"/>
           <w:szCs w:val="18"/>
         </w:rPr>
-        <w:t xml:space="preserve">コンフォートホテル横浜関内（7.7点, ¥4,051,890） / コートホテル新横浜（7.03点, ¥3,705,215）</w:t>
+        <w:t xml:space="preserve">コンフォートホテル横浜関内（7.65点, ¥4,051,890） / コートホテル新横浜（7.03点, ¥3,705,215）</w:t>
       </w:r>
     </w:p>
     <w:p>

--- a/納品レポート/PRIMECHANGE戦略レポート/PRIMECHANGE_CS向上戦略提案書.docx
+++ b/納品レポート/PRIMECHANGE戦略レポート/PRIMECHANGE_CS向上戦略提案書.docx
@@ -87,7 +87,7 @@
           <w:sz w:val="20"/>
           <w:szCs w:val="20"/>
         </w:rPr>
-        <w:t xml:space="preserve">対象: 19ホテル | 月間総売上: ¥99,847,777 | 口コミ: 2157件</w:t>
+        <w:t xml:space="preserve">対象: 19ホテル | 月間総売上: ¥99,847,777 | 口コミ: 2194件</w:t>
       </w:r>
     </w:p>
     <w:p>
@@ -960,7 +960,7 @@
                 <w:sz w:val="15"/>
                 <w:szCs w:val="15"/>
               </w:rPr>
-              <w:t xml:space="preserve">中央値: 8.63</w:t>
+              <w:t xml:space="preserve">中央値: 8.66</w:t>
             </w:r>
           </w:p>
         </w:tc>
@@ -1032,7 +1032,7 @@
                 <w:sz w:val="15"/>
                 <w:szCs w:val="15"/>
               </w:rPr>
-              <w:t xml:space="preserve">2157件</w:t>
+              <w:t xml:space="preserve">2194件</w:t>
             </w:r>
           </w:p>
         </w:tc>
@@ -1281,7 +1281,7 @@
                 <w:sz w:val="15"/>
                 <w:szCs w:val="15"/>
               </w:rPr>
-              <w:t xml:space="preserve">73件/2157件</w:t>
+              <w:t xml:space="preserve">73件/2194件</w:t>
             </w:r>
           </w:p>
         </w:tc>
@@ -1501,7 +1501,7 @@
           <w:sz w:val="18"/>
           <w:szCs w:val="18"/>
         </w:rPr>
-        <w:t xml:space="preserve">コンフォートスイーツ東京ベイ（9.18点, ¥13,228,360） / 京成リッチモンドホテル東京錦糸町（9.03点, ¥4,791,800） / ダイワロイネットホテル東京大崎（8.9点, ¥5,203,037） / ホテルコメント横浜関内（8.81点, ¥4,463,320） / 川崎日航ホテル（8.65点, ¥7,168,120） / ハートンホテル東品川（8.63点, ¥11,211,550） / 変なホテル東京羽田（8.27点, ¥5,358,150）</w:t>
+        <w:t xml:space="preserve">コンフォートスイーツ東京ベイ（9.17点, ¥13,228,360） / 京成リッチモンドホテル東京錦糸町（9.03点, ¥4,791,800） / ダイワロイネットホテル東京大崎（8.91点, ¥5,203,037） / ホテルコメント横浜関内（8.83点, ¥4,463,320） / 川崎日航ホテル（8.67点, ¥7,168,120） / ハートンホテル東品川（8.66点, ¥11,211,550） / 変なホテル東京羽田（8.27点, ¥5,358,150）</w:t>
       </w:r>
     </w:p>
     <w:p>
@@ -1556,7 +1556,7 @@
           <w:sz w:val="18"/>
           <w:szCs w:val="18"/>
         </w:rPr>
-        <w:t xml:space="preserve">第一イン池袋（9.06点, ¥4,310,610） / コンフォートホテルERA東京東神田（8.91点, ¥4,047,280） / ホテルケヤキゲート東京府中（8.77点, ¥4,425,395） / リッチモンドホテル東京目白（8.66点, ¥3,663,440） / コンフォートホテル成田（8.59点, ¥2,655,760） / アパホテル相模原橋本駅東（8.12点, ¥2,698,420） / コンフォートイン六本木（8.11点, ¥2,842,630）</w:t>
+        <w:t xml:space="preserve">第一イン池袋（9.08点, ¥4,310,610） / コンフォートホテルERA東京東神田（8.94点, ¥4,047,280） / ホテルケヤキゲート東京府中（8.77点, ¥4,425,395） / リッチモンドホテル東京目白（8.66点, ¥3,663,440） / コンフォートホテル成田（8.54点, ¥2,655,760） / コンフォートイン六本木（8.16点, ¥2,842,630） / アパホテル相模原橋本駅東（8.12点, ¥2,698,420）</w:t>
       </w:r>
     </w:p>
     <w:p>
@@ -1611,7 +1611,7 @@
           <w:sz w:val="18"/>
           <w:szCs w:val="18"/>
         </w:rPr>
-        <w:t xml:space="preserve">コンフォートホテル博多（7.89点, ¥5,764,630） / アパホテル蒲田駅東（7.34点, ¥4,679,520） / チサンホテル浜松町（7.03点, ¥5,578,650）</w:t>
+        <w:t xml:space="preserve">コンフォートホテル博多（7.86点, ¥5,764,630） / アパホテル蒲田駅東（7.35点, ¥4,679,520） / チサンホテル浜松町（7.07点, ¥5,578,650）</w:t>
       </w:r>
     </w:p>
     <w:p>
@@ -1666,7 +1666,7 @@
           <w:sz w:val="18"/>
           <w:szCs w:val="18"/>
         </w:rPr>
-        <w:t xml:space="preserve">コンフォートホテル横浜関内（7.65点, ¥4,051,890） / コートホテル新横浜（7.03点, ¥3,705,215）</w:t>
+        <w:t xml:space="preserve">コンフォートホテル横浜関内（7.57点, ¥4,051,890） / コートホテル新横浜（7.03点, ¥3,705,215）</w:t>
       </w:r>
     </w:p>
     <w:p>

--- a/納品レポート/PRIMECHANGE戦略レポート/PRIMECHANGE_CS向上戦略提案書.docx
+++ b/納品レポート/PRIMECHANGE戦略レポート/PRIMECHANGE_CS向上戦略提案書.docx
@@ -87,7 +87,7 @@
           <w:sz w:val="20"/>
           <w:szCs w:val="20"/>
         </w:rPr>
-        <w:t xml:space="preserve">対象: 19ホテル | 月間総売上: ¥99,847,777 | 口コミ: 2194件</w:t>
+        <w:t xml:space="preserve">対象: 19ホテル | 月間総売上: ¥99,847,777 | 口コミ: 2221件</w:t>
       </w:r>
     </w:p>
     <w:p>
@@ -925,7 +925,7 @@
                 <w:sz w:val="15"/>
                 <w:szCs w:val="15"/>
               </w:rPr>
-              <w:t xml:space="preserve">8.38 / 10.0</w:t>
+              <w:t xml:space="preserve">8.39 / 10.0</w:t>
             </w:r>
           </w:p>
         </w:tc>
@@ -1032,7 +1032,7 @@
                 <w:sz w:val="15"/>
                 <w:szCs w:val="15"/>
               </w:rPr>
-              <w:t xml:space="preserve">2194件</w:t>
+              <w:t xml:space="preserve">2221件</w:t>
             </w:r>
           </w:p>
         </w:tc>
@@ -1281,7 +1281,7 @@
                 <w:sz w:val="15"/>
                 <w:szCs w:val="15"/>
               </w:rPr>
-              <w:t xml:space="preserve">73件/2194件</w:t>
+              <w:t xml:space="preserve">73件/2221件</w:t>
             </w:r>
           </w:p>
         </w:tc>
@@ -1501,7 +1501,7 @@
           <w:sz w:val="18"/>
           <w:szCs w:val="18"/>
         </w:rPr>
-        <w:t xml:space="preserve">コンフォートスイーツ東京ベイ（9.17点, ¥13,228,360） / 京成リッチモンドホテル東京錦糸町（9.03点, ¥4,791,800） / ダイワロイネットホテル東京大崎（8.91点, ¥5,203,037） / ホテルコメント横浜関内（8.83点, ¥4,463,320） / 川崎日航ホテル（8.67点, ¥7,168,120） / ハートンホテル東品川（8.66点, ¥11,211,550） / 変なホテル東京羽田（8.27点, ¥5,358,150）</w:t>
+        <w:t xml:space="preserve">コンフォートスイーツ東京ベイ（9.17点, ¥13,228,360） / 京成リッチモンドホテル東京錦糸町（9.03点, ¥4,791,800） / ダイワロイネットホテル東京大崎（8.91点, ¥5,203,037） / ホテルコメント横浜関内（8.86点, ¥4,463,320） / ハートンホテル東品川（8.68点, ¥11,211,550） / 川崎日航ホテル（8.67点, ¥7,168,120） / 変なホテル東京羽田（8.28点, ¥5,358,150）</w:t>
       </w:r>
     </w:p>
     <w:p>
@@ -1556,7 +1556,7 @@
           <w:sz w:val="18"/>
           <w:szCs w:val="18"/>
         </w:rPr>
-        <w:t xml:space="preserve">第一イン池袋（9.08点, ¥4,310,610） / コンフォートホテルERA東京東神田（8.94点, ¥4,047,280） / ホテルケヤキゲート東京府中（8.77点, ¥4,425,395） / リッチモンドホテル東京目白（8.66点, ¥3,663,440） / コンフォートホテル成田（8.54点, ¥2,655,760） / コンフォートイン六本木（8.16点, ¥2,842,630） / アパホテル相模原橋本駅東（8.12点, ¥2,698,420）</w:t>
+        <w:t xml:space="preserve">第一イン池袋（9.06点, ¥4,310,610） / コンフォートホテルERA東京東神田（8.96点, ¥4,047,280） / ホテルケヤキゲート東京府中（8.79点, ¥4,425,395） / リッチモンドホテル東京目白（8.66点, ¥3,663,440） / コンフォートホテル成田（8.53点, ¥2,655,760） / コンフォートイン六本木（8.16点, ¥2,842,630） / アパホテル相模原橋本駅東（8.12点, ¥2,698,420）</w:t>
       </w:r>
     </w:p>
     <w:p>
@@ -1611,7 +1611,7 @@
           <w:sz w:val="18"/>
           <w:szCs w:val="18"/>
         </w:rPr>
-        <w:t xml:space="preserve">コンフォートホテル博多（7.86点, ¥5,764,630） / アパホテル蒲田駅東（7.35点, ¥4,679,520） / チサンホテル浜松町（7.07点, ¥5,578,650）</w:t>
+        <w:t xml:space="preserve">コンフォートホテル博多（7.8点, ¥5,764,630） / アパホテル蒲田駅東（7.39点, ¥4,679,520） / チサンホテル浜松町（7.07点, ¥5,578,650）</w:t>
       </w:r>
     </w:p>
     <w:p>
@@ -1666,7 +1666,7 @@
           <w:sz w:val="18"/>
           <w:szCs w:val="18"/>
         </w:rPr>
-        <w:t xml:space="preserve">コンフォートホテル横浜関内（7.57点, ¥4,051,890） / コートホテル新横浜（7.03点, ¥3,705,215）</w:t>
+        <w:t xml:space="preserve">コンフォートホテル横浜関内（7.53点, ¥4,051,890） / コートホテル新横浜（7.03点, ¥3,705,215）</w:t>
       </w:r>
     </w:p>
     <w:p>

--- a/納品レポート/PRIMECHANGE戦略レポート/PRIMECHANGE_CS向上戦略提案書.docx
+++ b/納品レポート/PRIMECHANGE戦略レポート/PRIMECHANGE_CS向上戦略提案書.docx
@@ -87,7 +87,7 @@
           <w:sz w:val="20"/>
           <w:szCs w:val="20"/>
         </w:rPr>
-        <w:t xml:space="preserve">対象: 19ホテル | 月間総売上: ¥99,847,777 | 口コミ: 2221件</w:t>
+        <w:t xml:space="preserve">対象: 19ホテル | 月間総売上: ¥99,847,777 | 口コミ: 2260件</w:t>
       </w:r>
     </w:p>
     <w:p>
@@ -960,7 +960,7 @@
                 <w:sz w:val="15"/>
                 <w:szCs w:val="15"/>
               </w:rPr>
-              <w:t xml:space="preserve">中央値: 8.66</w:t>
+              <w:t xml:space="preserve">中央値: 8.65</w:t>
             </w:r>
           </w:p>
         </w:tc>
@@ -1032,7 +1032,7 @@
                 <w:sz w:val="15"/>
                 <w:szCs w:val="15"/>
               </w:rPr>
-              <w:t xml:space="preserve">2221件</w:t>
+              <w:t xml:space="preserve">2260件</w:t>
             </w:r>
           </w:p>
         </w:tc>
@@ -1281,7 +1281,7 @@
                 <w:sz w:val="15"/>
                 <w:szCs w:val="15"/>
               </w:rPr>
-              <w:t xml:space="preserve">73件/2221件</w:t>
+              <w:t xml:space="preserve">73件/2260件</w:t>
             </w:r>
           </w:p>
         </w:tc>
@@ -1501,7 +1501,7 @@
           <w:sz w:val="18"/>
           <w:szCs w:val="18"/>
         </w:rPr>
-        <w:t xml:space="preserve">コンフォートスイーツ東京ベイ（9.17点, ¥13,228,360） / 京成リッチモンドホテル東京錦糸町（9.03点, ¥4,791,800） / ダイワロイネットホテル東京大崎（8.91点, ¥5,203,037） / ホテルコメント横浜関内（8.86点, ¥4,463,320） / ハートンホテル東品川（8.68点, ¥11,211,550） / 川崎日航ホテル（8.67点, ¥7,168,120） / 変なホテル東京羽田（8.28点, ¥5,358,150）</w:t>
+        <w:t xml:space="preserve">コンフォートスイーツ東京ベイ（9.21点, ¥13,228,360） / 京成リッチモンドホテル東京錦糸町（9.05点, ¥4,791,800） / ダイワロイネットホテル東京大崎（8.87点, ¥5,203,037） / ホテルコメント横浜関内（8.87点, ¥4,463,320） / 川崎日航ホテル（8.73点, ¥7,168,120） / ハートンホテル東品川（8.65点, ¥11,211,550） / 変なホテル東京羽田（8.27点, ¥5,358,150）</w:t>
       </w:r>
     </w:p>
     <w:p>
@@ -1556,7 +1556,7 @@
           <w:sz w:val="18"/>
           <w:szCs w:val="18"/>
         </w:rPr>
-        <w:t xml:space="preserve">第一イン池袋（9.06点, ¥4,310,610） / コンフォートホテルERA東京東神田（8.96点, ¥4,047,280） / ホテルケヤキゲート東京府中（8.79点, ¥4,425,395） / リッチモンドホテル東京目白（8.66点, ¥3,663,440） / コンフォートホテル成田（8.53点, ¥2,655,760） / コンフォートイン六本木（8.16点, ¥2,842,630） / アパホテル相模原橋本駅東（8.12点, ¥2,698,420）</w:t>
+        <w:t xml:space="preserve">第一イン池袋（9.08点, ¥4,310,610） / コンフォートホテルERA東京東神田（8.94点, ¥4,047,280） / ホテルケヤキゲート東京府中（8.78点, ¥4,425,395） / リッチモンドホテル東京目白（8.69点, ¥3,663,440） / コンフォートホテル成田（8.55点, ¥2,655,760） / コンフォートイン六本木（8.15点, ¥2,842,630） / アパホテル相模原橋本駅東（8.1点, ¥2,698,420）</w:t>
       </w:r>
     </w:p>
     <w:p>
@@ -1611,7 +1611,7 @@
           <w:sz w:val="18"/>
           <w:szCs w:val="18"/>
         </w:rPr>
-        <w:t xml:space="preserve">コンフォートホテル博多（7.8点, ¥5,764,630） / アパホテル蒲田駅東（7.39点, ¥4,679,520） / チサンホテル浜松町（7.07点, ¥5,578,650）</w:t>
+        <w:t xml:space="preserve">コンフォートホテル博多（7.79点, ¥5,764,630） / アパホテル蒲田駅東（7.45点, ¥4,679,520） / チサンホテル浜松町（7.11点, ¥5,578,650）</w:t>
       </w:r>
     </w:p>
     <w:p>
@@ -1666,7 +1666,7 @@
           <w:sz w:val="18"/>
           <w:szCs w:val="18"/>
         </w:rPr>
-        <w:t xml:space="preserve">コンフォートホテル横浜関内（7.53点, ¥4,051,890） / コートホテル新横浜（7.03点, ¥3,705,215）</w:t>
+        <w:t xml:space="preserve">コンフォートホテル横浜関内（7.46点, ¥4,051,890） / コートホテル新横浜（7.03点, ¥3,705,215）</w:t>
       </w:r>
     </w:p>
     <w:p>

--- a/納品レポート/PRIMECHANGE戦略レポート/PRIMECHANGE_CS向上戦略提案書.docx
+++ b/納品レポート/PRIMECHANGE戦略レポート/PRIMECHANGE_CS向上戦略提案書.docx
@@ -87,7 +87,7 @@
           <w:sz w:val="20"/>
           <w:szCs w:val="20"/>
         </w:rPr>
-        <w:t xml:space="preserve">対象: 19ホテル | 月間総売上: ¥99,847,777 | 口コミ: 2260件</w:t>
+        <w:t xml:space="preserve">対象: 19ホテル | 月間総売上: ¥99,847,777 | 口コミ: 2323件</w:t>
       </w:r>
     </w:p>
     <w:p>
@@ -960,7 +960,7 @@
                 <w:sz w:val="15"/>
                 <w:szCs w:val="15"/>
               </w:rPr>
-              <w:t xml:space="preserve">中央値: 8.65</w:t>
+              <w:t xml:space="preserve">中央値: 8.68</w:t>
             </w:r>
           </w:p>
         </w:tc>
@@ -1032,7 +1032,7 @@
                 <w:sz w:val="15"/>
                 <w:szCs w:val="15"/>
               </w:rPr>
-              <w:t xml:space="preserve">2260件</w:t>
+              <w:t xml:space="preserve">2323件</w:t>
             </w:r>
           </w:p>
         </w:tc>
@@ -1281,7 +1281,7 @@
                 <w:sz w:val="15"/>
                 <w:szCs w:val="15"/>
               </w:rPr>
-              <w:t xml:space="preserve">73件/2260件</w:t>
+              <w:t xml:space="preserve">73件/2323件</w:t>
             </w:r>
           </w:p>
         </w:tc>
@@ -1501,7 +1501,7 @@
           <w:sz w:val="18"/>
           <w:szCs w:val="18"/>
         </w:rPr>
-        <w:t xml:space="preserve">コンフォートスイーツ東京ベイ（9.21点, ¥13,228,360） / 京成リッチモンドホテル東京錦糸町（9.05点, ¥4,791,800） / ダイワロイネットホテル東京大崎（8.87点, ¥5,203,037） / ホテルコメント横浜関内（8.87点, ¥4,463,320） / 川崎日航ホテル（8.73点, ¥7,168,120） / ハートンホテル東品川（8.65点, ¥11,211,550） / 変なホテル東京羽田（8.27点, ¥5,358,150）</w:t>
+        <w:t xml:space="preserve">コンフォートスイーツ東京ベイ（9.24点, ¥13,228,360） / 京成リッチモンドホテル東京錦糸町（9.06点, ¥4,791,800） / ホテルコメント横浜関内（8.88点, ¥4,463,320） / ダイワロイネットホテル東京大崎（8.84点, ¥5,203,037） / 川崎日航ホテル（8.71点, ¥7,168,120） / ハートンホテル東品川（8.69点, ¥11,211,550） / 変なホテル東京羽田（8.29点, ¥5,358,150）</w:t>
       </w:r>
     </w:p>
     <w:p>
@@ -1556,7 +1556,7 @@
           <w:sz w:val="18"/>
           <w:szCs w:val="18"/>
         </w:rPr>
-        <w:t xml:space="preserve">第一イン池袋（9.08点, ¥4,310,610） / コンフォートホテルERA東京東神田（8.94点, ¥4,047,280） / ホテルケヤキゲート東京府中（8.78点, ¥4,425,395） / リッチモンドホテル東京目白（8.69点, ¥3,663,440） / コンフォートホテル成田（8.55点, ¥2,655,760） / コンフォートイン六本木（8.15点, ¥2,842,630） / アパホテル相模原橋本駅東（8.1点, ¥2,698,420）</w:t>
+        <w:t xml:space="preserve">第一イン池袋（9.12点, ¥4,310,610） / コンフォートホテルERA東京東神田（8.95点, ¥4,047,280） / ホテルケヤキゲート東京府中（8.74点, ¥4,425,395） / リッチモンドホテル東京目白（8.68点, ¥3,663,440） / コンフォートホテル成田（8.53点, ¥2,655,760） / コンフォートイン六本木（8.16点, ¥2,842,630） / アパホテル相模原橋本駅東（8.13点, ¥2,698,420）</w:t>
       </w:r>
     </w:p>
     <w:p>
@@ -1611,7 +1611,7 @@
           <w:sz w:val="18"/>
           <w:szCs w:val="18"/>
         </w:rPr>
-        <w:t xml:space="preserve">コンフォートホテル博多（7.79点, ¥5,764,630） / アパホテル蒲田駅東（7.45点, ¥4,679,520） / チサンホテル浜松町（7.11点, ¥5,578,650）</w:t>
+        <w:t xml:space="preserve">コンフォートホテル博多（7.72点, ¥5,764,630） / アパホテル蒲田駅東（7.43点, ¥4,679,520） / チサンホテル浜松町（7.08点, ¥5,578,650）</w:t>
       </w:r>
     </w:p>
     <w:p>
@@ -1666,7 +1666,7 @@
           <w:sz w:val="18"/>
           <w:szCs w:val="18"/>
         </w:rPr>
-        <w:t xml:space="preserve">コンフォートホテル横浜関内（7.46点, ¥4,051,890） / コートホテル新横浜（7.03点, ¥3,705,215）</w:t>
+        <w:t xml:space="preserve">コンフォートホテル横浜関内（7.41点, ¥4,051,890） / コートホテル新横浜（7.03点, ¥3,705,215）</w:t>
       </w:r>
     </w:p>
     <w:p>

--- a/納品レポート/PRIMECHANGE戦略レポート/PRIMECHANGE_CS向上戦略提案書.docx
+++ b/納品レポート/PRIMECHANGE戦略レポート/PRIMECHANGE_CS向上戦略提案書.docx
@@ -87,7 +87,7 @@
           <w:sz w:val="20"/>
           <w:szCs w:val="20"/>
         </w:rPr>
-        <w:t xml:space="preserve">対象: 19ホテル | 月間総売上: ¥99,847,777 | 口コミ: 2323件</w:t>
+        <w:t xml:space="preserve">対象: 19ホテル | 月間総売上: ¥99,847,777 | 口コミ: 2355件</w:t>
       </w:r>
     </w:p>
     <w:p>
@@ -1032,7 +1032,7 @@
                 <w:sz w:val="15"/>
                 <w:szCs w:val="15"/>
               </w:rPr>
-              <w:t xml:space="preserve">2323件</w:t>
+              <w:t xml:space="preserve">2355件</w:t>
             </w:r>
           </w:p>
         </w:tc>
@@ -1281,7 +1281,7 @@
                 <w:sz w:val="15"/>
                 <w:szCs w:val="15"/>
               </w:rPr>
-              <w:t xml:space="preserve">73件/2323件</w:t>
+              <w:t xml:space="preserve">73件/2355件</w:t>
             </w:r>
           </w:p>
         </w:tc>
@@ -1501,7 +1501,7 @@
           <w:sz w:val="18"/>
           <w:szCs w:val="18"/>
         </w:rPr>
-        <w:t xml:space="preserve">コンフォートスイーツ東京ベイ（9.24点, ¥13,228,360） / 京成リッチモンドホテル東京錦糸町（9.06点, ¥4,791,800） / ホテルコメント横浜関内（8.88点, ¥4,463,320） / ダイワロイネットホテル東京大崎（8.84点, ¥5,203,037） / 川崎日航ホテル（8.71点, ¥7,168,120） / ハートンホテル東品川（8.69点, ¥11,211,550） / 変なホテル東京羽田（8.29点, ¥5,358,150）</w:t>
+        <w:t xml:space="preserve">コンフォートスイーツ東京ベイ（9.22点, ¥13,228,360） / 京成リッチモンドホテル東京錦糸町（9.08点, ¥4,791,800） / ホテルコメント横浜関内（8.9点, ¥4,463,320） / ダイワロイネットホテル東京大崎（8.86点, ¥5,203,037） / ハートンホテル東品川（8.72点, ¥11,211,550） / 川崎日航ホテル（8.68点, ¥7,168,120） / 変なホテル東京羽田（8.3点, ¥5,358,150）</w:t>
       </w:r>
     </w:p>
     <w:p>
@@ -1556,7 +1556,7 @@
           <w:sz w:val="18"/>
           <w:szCs w:val="18"/>
         </w:rPr>
-        <w:t xml:space="preserve">第一イン池袋（9.12点, ¥4,310,610） / コンフォートホテルERA東京東神田（8.95点, ¥4,047,280） / ホテルケヤキゲート東京府中（8.74点, ¥4,425,395） / リッチモンドホテル東京目白（8.68点, ¥3,663,440） / コンフォートホテル成田（8.53点, ¥2,655,760） / コンフォートイン六本木（8.16点, ¥2,842,630） / アパホテル相模原橋本駅東（8.13点, ¥2,698,420）</w:t>
+        <w:t xml:space="preserve">第一イン池袋（9.13点, ¥4,310,610） / コンフォートホテルERA東京東神田（8.92点, ¥4,047,280） / ホテルケヤキゲート東京府中（8.74点, ¥4,425,395） / リッチモンドホテル東京目白（8.7点, ¥3,663,440） / コンフォートホテル成田（8.5点, ¥2,655,760） / コンフォートイン六本木（8.22点, ¥2,842,630） / アパホテル相模原橋本駅東（8.13点, ¥2,698,420）</w:t>
       </w:r>
     </w:p>
     <w:p>
@@ -1611,7 +1611,7 @@
           <w:sz w:val="18"/>
           <w:szCs w:val="18"/>
         </w:rPr>
-        <w:t xml:space="preserve">コンフォートホテル博多（7.72点, ¥5,764,630） / アパホテル蒲田駅東（7.43点, ¥4,679,520） / チサンホテル浜松町（7.08点, ¥5,578,650）</w:t>
+        <w:t xml:space="preserve">コンフォートホテル博多（7.73点, ¥5,764,630） / アパホテル蒲田駅東（7.38点, ¥4,679,520） / チサンホテル浜松町（7.1点, ¥5,578,650）</w:t>
       </w:r>
     </w:p>
     <w:p>
@@ -1666,7 +1666,7 @@
           <w:sz w:val="18"/>
           <w:szCs w:val="18"/>
         </w:rPr>
-        <w:t xml:space="preserve">コンフォートホテル横浜関内（7.41点, ¥4,051,890） / コートホテル新横浜（7.03点, ¥3,705,215）</w:t>
+        <w:t xml:space="preserve">コンフォートホテル横浜関内（7.43点, ¥4,051,890） / コートホテル新横浜（7.03点, ¥3,705,215）</w:t>
       </w:r>
     </w:p>
     <w:p>

--- a/納品レポート/PRIMECHANGE戦略レポート/PRIMECHANGE_CS向上戦略提案書.docx
+++ b/納品レポート/PRIMECHANGE戦略レポート/PRIMECHANGE_CS向上戦略提案書.docx
@@ -87,7 +87,7 @@
           <w:sz w:val="20"/>
           <w:szCs w:val="20"/>
         </w:rPr>
-        <w:t xml:space="preserve">対象: 19ホテル | 月間総売上: ¥99,847,777 | 口コミ: 2355件</w:t>
+        <w:t xml:space="preserve">対象: 19ホテル | 月間総売上: ¥99,847,777 | 口コミ: 2389件</w:t>
       </w:r>
     </w:p>
     <w:p>
@@ -925,7 +925,7 @@
                 <w:sz w:val="15"/>
                 <w:szCs w:val="15"/>
               </w:rPr>
-              <w:t xml:space="preserve">8.39 / 10.0</w:t>
+              <w:t xml:space="preserve">8.41 / 10.0</w:t>
             </w:r>
           </w:p>
         </w:tc>
@@ -960,7 +960,7 @@
                 <w:sz w:val="15"/>
                 <w:szCs w:val="15"/>
               </w:rPr>
-              <w:t xml:space="preserve">中央値: 8.68</w:t>
+              <w:t xml:space="preserve">中央値: 8.67</w:t>
             </w:r>
           </w:p>
         </w:tc>
@@ -1032,7 +1032,7 @@
                 <w:sz w:val="15"/>
                 <w:szCs w:val="15"/>
               </w:rPr>
-              <w:t xml:space="preserve">2355件</w:t>
+              <w:t xml:space="preserve">2389件</w:t>
             </w:r>
           </w:p>
         </w:tc>
@@ -1281,7 +1281,7 @@
                 <w:sz w:val="15"/>
                 <w:szCs w:val="15"/>
               </w:rPr>
-              <w:t xml:space="preserve">73件/2355件</w:t>
+              <w:t xml:space="preserve">73件/2389件</w:t>
             </w:r>
           </w:p>
         </w:tc>
@@ -1501,7 +1501,7 @@
           <w:sz w:val="18"/>
           <w:szCs w:val="18"/>
         </w:rPr>
-        <w:t xml:space="preserve">コンフォートスイーツ東京ベイ（9.22点, ¥13,228,360） / 京成リッチモンドホテル東京錦糸町（9.08点, ¥4,791,800） / ホテルコメント横浜関内（8.9点, ¥4,463,320） / ダイワロイネットホテル東京大崎（8.86点, ¥5,203,037） / ハートンホテル東品川（8.72点, ¥11,211,550） / 川崎日航ホテル（8.68点, ¥7,168,120） / 変なホテル東京羽田（8.3点, ¥5,358,150）</w:t>
+        <w:t xml:space="preserve">コンフォートスイーツ東京ベイ（9.21点, ¥13,228,360） / 京成リッチモンドホテル東京錦糸町（9.12点, ¥4,791,800） / ホテルコメント横浜関内（8.87点, ¥4,463,320） / ダイワロイネットホテル東京大崎（8.83点, ¥5,203,037） / 川崎日航ホテル（8.72点, ¥7,168,120） / ハートンホテル東品川（8.67点, ¥11,211,550） / 変なホテル東京羽田（8.28点, ¥5,358,150）</w:t>
       </w:r>
     </w:p>
     <w:p>
@@ -1556,7 +1556,7 @@
           <w:sz w:val="18"/>
           <w:szCs w:val="18"/>
         </w:rPr>
-        <w:t xml:space="preserve">第一イン池袋（9.13点, ¥4,310,610） / コンフォートホテルERA東京東神田（8.92点, ¥4,047,280） / ホテルケヤキゲート東京府中（8.74点, ¥4,425,395） / リッチモンドホテル東京目白（8.7点, ¥3,663,440） / コンフォートホテル成田（8.5点, ¥2,655,760） / コンフォートイン六本木（8.22点, ¥2,842,630） / アパホテル相模原橋本駅東（8.13点, ¥2,698,420）</w:t>
+        <w:t xml:space="preserve">第一イン池袋（9.16点, ¥4,310,610） / コンフォートホテルERA東京東神田（8.92点, ¥4,047,280） / ホテルケヤキゲート東京府中（8.71点, ¥4,425,395） / リッチモンドホテル東京目白（8.71点, ¥3,663,440） / コンフォートホテル成田（8.53点, ¥2,655,760） / コンフォートイン六本木（8.23点, ¥2,842,630） / アパホテル相模原橋本駅東（8.16点, ¥2,698,420）</w:t>
       </w:r>
     </w:p>
     <w:p>
@@ -1611,7 +1611,7 @@
           <w:sz w:val="18"/>
           <w:szCs w:val="18"/>
         </w:rPr>
-        <w:t xml:space="preserve">コンフォートホテル博多（7.73点, ¥5,764,630） / アパホテル蒲田駅東（7.38点, ¥4,679,520） / チサンホテル浜松町（7.1点, ¥5,578,650）</w:t>
+        <w:t xml:space="preserve">コンフォートホテル博多（7.83点, ¥5,764,630） / アパホテル蒲田駅東（7.39点, ¥4,679,520） / チサンホテル浜松町（7.09点, ¥5,578,650）</w:t>
       </w:r>
     </w:p>
     <w:p>
@@ -1666,7 +1666,7 @@
           <w:sz w:val="18"/>
           <w:szCs w:val="18"/>
         </w:rPr>
-        <w:t xml:space="preserve">コンフォートホテル横浜関内（7.43点, ¥4,051,890） / コートホテル新横浜（7.03点, ¥3,705,215）</w:t>
+        <w:t xml:space="preserve">コンフォートホテル横浜関内（7.43点, ¥4,051,890） / コートホテル新横浜（7.12点, ¥3,705,215）</w:t>
       </w:r>
     </w:p>
     <w:p>

--- a/納品レポート/PRIMECHANGE戦略レポート/PRIMECHANGE_CS向上戦略提案書.docx
+++ b/納品レポート/PRIMECHANGE戦略レポート/PRIMECHANGE_CS向上戦略提案書.docx
@@ -87,7 +87,7 @@
           <w:sz w:val="20"/>
           <w:szCs w:val="20"/>
         </w:rPr>
-        <w:t xml:space="preserve">対象: 19ホテル | 月間総売上: ¥99,847,777 | 口コミ: 2389件</w:t>
+        <w:t xml:space="preserve">対象: 19ホテル | 月間総売上: ¥99,847,777 | 口コミ: 2400件</w:t>
       </w:r>
     </w:p>
     <w:p>
@@ -960,7 +960,7 @@
                 <w:sz w:val="15"/>
                 <w:szCs w:val="15"/>
               </w:rPr>
-              <w:t xml:space="preserve">中央値: 8.67</w:t>
+              <w:t xml:space="preserve">中央値: 8.65</w:t>
             </w:r>
           </w:p>
         </w:tc>
@@ -1032,7 +1032,7 @@
                 <w:sz w:val="15"/>
                 <w:szCs w:val="15"/>
               </w:rPr>
-              <w:t xml:space="preserve">2389件</w:t>
+              <w:t xml:space="preserve">2400件</w:t>
             </w:r>
           </w:p>
         </w:tc>
@@ -1281,7 +1281,7 @@
                 <w:sz w:val="15"/>
                 <w:szCs w:val="15"/>
               </w:rPr>
-              <w:t xml:space="preserve">73件/2389件</w:t>
+              <w:t xml:space="preserve">73件/2400件</w:t>
             </w:r>
           </w:p>
         </w:tc>
@@ -1501,7 +1501,7 @@
           <w:sz w:val="18"/>
           <w:szCs w:val="18"/>
         </w:rPr>
-        <w:t xml:space="preserve">コンフォートスイーツ東京ベイ（9.21点, ¥13,228,360） / 京成リッチモンドホテル東京錦糸町（9.12点, ¥4,791,800） / ホテルコメント横浜関内（8.87点, ¥4,463,320） / ダイワロイネットホテル東京大崎（8.83点, ¥5,203,037） / 川崎日航ホテル（8.72点, ¥7,168,120） / ハートンホテル東品川（8.67点, ¥11,211,550） / 変なホテル東京羽田（8.28点, ¥5,358,150）</w:t>
+        <w:t xml:space="preserve">コンフォートスイーツ東京ベイ（9.21点, ¥13,228,360） / 京成リッチモンドホテル東京錦糸町（9.13点, ¥4,791,800） / ホテルコメント横浜関内（8.88点, ¥4,463,320） / ダイワロイネットホテル東京大崎（8.85点, ¥5,203,037） / 川崎日航ホテル（8.72点, ¥7,168,120） / ハートンホテル東品川（8.65点, ¥11,211,550） / 変なホテル東京羽田（8.29点, ¥5,358,150）</w:t>
       </w:r>
     </w:p>
     <w:p>
@@ -1556,7 +1556,7 @@
           <w:sz w:val="18"/>
           <w:szCs w:val="18"/>
         </w:rPr>
-        <w:t xml:space="preserve">第一イン池袋（9.16点, ¥4,310,610） / コンフォートホテルERA東京東神田（8.92点, ¥4,047,280） / ホテルケヤキゲート東京府中（8.71点, ¥4,425,395） / リッチモンドホテル東京目白（8.71点, ¥3,663,440） / コンフォートホテル成田（8.53点, ¥2,655,760） / コンフォートイン六本木（8.23点, ¥2,842,630） / アパホテル相模原橋本駅東（8.16点, ¥2,698,420）</w:t>
+        <w:t xml:space="preserve">第一イン池袋（9.16点, ¥4,310,610） / コンフォートホテルERA東京東神田（8.89点, ¥4,047,280） / リッチモンドホテル東京目白（8.72点, ¥3,663,440） / ホテルケヤキゲート東京府中（8.71点, ¥4,425,395） / コンフォートホテル成田（8.53点, ¥2,655,760） / コンフォートイン六本木（8.23点, ¥2,842,630） / アパホテル相模原橋本駅東（8.17点, ¥2,698,420）</w:t>
       </w:r>
     </w:p>
     <w:p>
@@ -1611,7 +1611,7 @@
           <w:sz w:val="18"/>
           <w:szCs w:val="18"/>
         </w:rPr>
-        <w:t xml:space="preserve">コンフォートホテル博多（7.83点, ¥5,764,630） / アパホテル蒲田駅東（7.39点, ¥4,679,520） / チサンホテル浜松町（7.09点, ¥5,578,650）</w:t>
+        <w:t xml:space="preserve">コンフォートホテル博多（7.83点, ¥5,764,630） / アパホテル蒲田駅東（7.39点, ¥4,679,520） / チサンホテル浜松町（7.12点, ¥5,578,650）</w:t>
       </w:r>
     </w:p>
     <w:p>

--- a/納品レポート/PRIMECHANGE戦略レポート/PRIMECHANGE_CS向上戦略提案書.docx
+++ b/納品レポート/PRIMECHANGE戦略レポート/PRIMECHANGE_CS向上戦略提案書.docx
@@ -87,7 +87,7 @@
           <w:sz w:val="20"/>
           <w:szCs w:val="20"/>
         </w:rPr>
-        <w:t xml:space="preserve">対象: 19ホテル | 月間総売上: ¥99,847,777 | 口コミ: 2400件</w:t>
+        <w:t xml:space="preserve">対象: 19ホテル | 月間総売上: ¥99,847,777 | 口コミ: 2426件</w:t>
       </w:r>
     </w:p>
     <w:p>
@@ -960,7 +960,7 @@
                 <w:sz w:val="15"/>
                 <w:szCs w:val="15"/>
               </w:rPr>
-              <w:t xml:space="preserve">中央値: 8.65</w:t>
+              <w:t xml:space="preserve">中央値: 8.59</w:t>
             </w:r>
           </w:p>
         </w:tc>
@@ -1032,7 +1032,7 @@
                 <w:sz w:val="15"/>
                 <w:szCs w:val="15"/>
               </w:rPr>
-              <w:t xml:space="preserve">2400件</w:t>
+              <w:t xml:space="preserve">2426件</w:t>
             </w:r>
           </w:p>
         </w:tc>
@@ -1281,7 +1281,7 @@
                 <w:sz w:val="15"/>
                 <w:szCs w:val="15"/>
               </w:rPr>
-              <w:t xml:space="preserve">73件/2400件</w:t>
+              <w:t xml:space="preserve">73件/2426件</w:t>
             </w:r>
           </w:p>
         </w:tc>
@@ -1501,7 +1501,7 @@
           <w:sz w:val="18"/>
           <w:szCs w:val="18"/>
         </w:rPr>
-        <w:t xml:space="preserve">コンフォートスイーツ東京ベイ（9.21点, ¥13,228,360） / 京成リッチモンドホテル東京錦糸町（9.13点, ¥4,791,800） / ホテルコメント横浜関内（8.88点, ¥4,463,320） / ダイワロイネットホテル東京大崎（8.85点, ¥5,203,037） / 川崎日航ホテル（8.72点, ¥7,168,120） / ハートンホテル東品川（8.65点, ¥11,211,550） / 変なホテル東京羽田（8.29点, ¥5,358,150）</w:t>
+        <w:t xml:space="preserve">コンフォートスイーツ東京ベイ（9.2点, ¥13,228,360） / 京成リッチモンドホテル東京錦糸町（9.15点, ¥4,791,800） / ホテルコメント横浜関内（8.88点, ¥4,463,320） / ダイワロイネットホテル東京大崎（8.87点, ¥5,203,037） / 川崎日航ホテル（8.72点, ¥7,168,120） / ハートンホテル東品川（8.59点, ¥11,211,550） / 変なホテル東京羽田（8.28点, ¥5,358,150）</w:t>
       </w:r>
     </w:p>
     <w:p>
@@ -1556,7 +1556,7 @@
           <w:sz w:val="18"/>
           <w:szCs w:val="18"/>
         </w:rPr>
-        <w:t xml:space="preserve">第一イン池袋（9.16点, ¥4,310,610） / コンフォートホテルERA東京東神田（8.89点, ¥4,047,280） / リッチモンドホテル東京目白（8.72点, ¥3,663,440） / ホテルケヤキゲート東京府中（8.71点, ¥4,425,395） / コンフォートホテル成田（8.53点, ¥2,655,760） / コンフォートイン六本木（8.23点, ¥2,842,630） / アパホテル相模原橋本駅東（8.17点, ¥2,698,420）</w:t>
+        <w:t xml:space="preserve">第一イン池袋（9.18点, ¥4,310,610） / コンフォートホテルERA東京東神田（8.9点, ¥4,047,280） / ホテルケヤキゲート東京府中（8.74点, ¥4,425,395） / リッチモンドホテル東京目白（8.72点, ¥3,663,440） / コンフォートホテル成田（8.5点, ¥2,655,760） / コンフォートイン六本木（8.23点, ¥2,842,630） / アパホテル相模原橋本駅東（8.17点, ¥2,698,420）</w:t>
       </w:r>
     </w:p>
     <w:p>
@@ -1611,7 +1611,7 @@
           <w:sz w:val="18"/>
           <w:szCs w:val="18"/>
         </w:rPr>
-        <w:t xml:space="preserve">コンフォートホテル博多（7.83点, ¥5,764,630） / アパホテル蒲田駅東（7.39点, ¥4,679,520） / チサンホテル浜松町（7.12点, ¥5,578,650）</w:t>
+        <w:t xml:space="preserve">コンフォートホテル博多（7.88点, ¥5,764,630） / アパホテル蒲田駅東（7.39点, ¥4,679,520） / チサンホテル浜松町（7.04点, ¥5,578,650）</w:t>
       </w:r>
     </w:p>
     <w:p>
@@ -1666,7 +1666,7 @@
           <w:sz w:val="18"/>
           <w:szCs w:val="18"/>
         </w:rPr>
-        <w:t xml:space="preserve">コンフォートホテル横浜関内（7.43点, ¥4,051,890） / コートホテル新横浜（7.12点, ¥3,705,215）</w:t>
+        <w:t xml:space="preserve">コンフォートホテル横浜関内（7.46点, ¥4,051,890） / コートホテル新横浜（7.12点, ¥3,705,215）</w:t>
       </w:r>
     </w:p>
     <w:p>

--- a/納品レポート/PRIMECHANGE戦略レポート/PRIMECHANGE_CS向上戦略提案書.docx
+++ b/納品レポート/PRIMECHANGE戦略レポート/PRIMECHANGE_CS向上戦略提案書.docx
@@ -87,7 +87,7 @@
           <w:sz w:val="20"/>
           <w:szCs w:val="20"/>
         </w:rPr>
-        <w:t xml:space="preserve">対象: 19ホテル | 月間総売上: ¥99,847,777 | 口コミ: 2426件</w:t>
+        <w:t xml:space="preserve">対象: 19ホテル | 月間総売上: ¥99,847,777 | 口コミ: 2443件</w:t>
       </w:r>
     </w:p>
     <w:p>
@@ -1032,7 +1032,7 @@
                 <w:sz w:val="15"/>
                 <w:szCs w:val="15"/>
               </w:rPr>
-              <w:t xml:space="preserve">2426件</w:t>
+              <w:t xml:space="preserve">2443件</w:t>
             </w:r>
           </w:p>
         </w:tc>
@@ -1281,7 +1281,7 @@
                 <w:sz w:val="15"/>
                 <w:szCs w:val="15"/>
               </w:rPr>
-              <w:t xml:space="preserve">73件/2426件</w:t>
+              <w:t xml:space="preserve">73件/2443件</w:t>
             </w:r>
           </w:p>
         </w:tc>
@@ -1501,7 +1501,7 @@
           <w:sz w:val="18"/>
           <w:szCs w:val="18"/>
         </w:rPr>
-        <w:t xml:space="preserve">コンフォートスイーツ東京ベイ（9.2点, ¥13,228,360） / 京成リッチモンドホテル東京錦糸町（9.15点, ¥4,791,800） / ホテルコメント横浜関内（8.88点, ¥4,463,320） / ダイワロイネットホテル東京大崎（8.87点, ¥5,203,037） / 川崎日航ホテル（8.72点, ¥7,168,120） / ハートンホテル東品川（8.59点, ¥11,211,550） / 変なホテル東京羽田（8.28点, ¥5,358,150）</w:t>
+        <w:t xml:space="preserve">コンフォートスイーツ東京ベイ（9.22点, ¥13,228,360） / 京成リッチモンドホテル東京錦糸町（9.12点, ¥4,791,800） / ホテルコメント横浜関内（8.88点, ¥4,463,320） / ダイワロイネットホテル東京大崎（8.87点, ¥5,203,037） / 川崎日航ホテル（8.68点, ¥7,168,120） / ハートンホテル東品川（8.59点, ¥11,211,550） / 変なホテル東京羽田（8.3点, ¥5,358,150）</w:t>
       </w:r>
     </w:p>
     <w:p>
@@ -1556,7 +1556,7 @@
           <w:sz w:val="18"/>
           <w:szCs w:val="18"/>
         </w:rPr>
-        <w:t xml:space="preserve">第一イン池袋（9.18点, ¥4,310,610） / コンフォートホテルERA東京東神田（8.9点, ¥4,047,280） / ホテルケヤキゲート東京府中（8.74点, ¥4,425,395） / リッチモンドホテル東京目白（8.72点, ¥3,663,440） / コンフォートホテル成田（8.5点, ¥2,655,760） / コンフォートイン六本木（8.23点, ¥2,842,630） / アパホテル相模原橋本駅東（8.17点, ¥2,698,420）</w:t>
+        <w:t xml:space="preserve">第一イン池袋（9.18点, ¥4,310,610） / コンフォートホテルERA東京東神田（8.9点, ¥4,047,280） / ホテルケヤキゲート東京府中（8.74点, ¥4,425,395） / リッチモンドホテル東京目白（8.73点, ¥3,663,440） / コンフォートホテル成田（8.5点, ¥2,655,760） / コンフォートイン六本木（8.19点, ¥2,842,630） / アパホテル相模原橋本駅東（8.17点, ¥2,698,420）</w:t>
       </w:r>
     </w:p>
     <w:p>
@@ -1611,7 +1611,7 @@
           <w:sz w:val="18"/>
           <w:szCs w:val="18"/>
         </w:rPr>
-        <w:t xml:space="preserve">コンフォートホテル博多（7.88点, ¥5,764,630） / アパホテル蒲田駅東（7.39点, ¥4,679,520） / チサンホテル浜松町（7.04点, ¥5,578,650）</w:t>
+        <w:t xml:space="preserve">コンフォートホテル博多（7.88点, ¥5,764,630） / アパホテル蒲田駅東（7.34点, ¥4,679,520） / チサンホテル浜松町（7.02点, ¥5,578,650）</w:t>
       </w:r>
     </w:p>
     <w:p>
@@ -1666,7 +1666,7 @@
           <w:sz w:val="18"/>
           <w:szCs w:val="18"/>
         </w:rPr>
-        <w:t xml:space="preserve">コンフォートホテル横浜関内（7.46点, ¥4,051,890） / コートホテル新横浜（7.12点, ¥3,705,215）</w:t>
+        <w:t xml:space="preserve">コンフォートホテル横浜関内（7.52点, ¥4,051,890） / コートホテル新横浜（7.12点, ¥3,705,215）</w:t>
       </w:r>
     </w:p>
     <w:p>

--- a/納品レポート/PRIMECHANGE戦略レポート/PRIMECHANGE_CS向上戦略提案書.docx
+++ b/納品レポート/PRIMECHANGE戦略レポート/PRIMECHANGE_CS向上戦略提案書.docx
@@ -87,7 +87,7 @@
           <w:sz w:val="20"/>
           <w:szCs w:val="20"/>
         </w:rPr>
-        <w:t xml:space="preserve">対象: 19ホテル | 月間総売上: ¥99,847,777 | 口コミ: 2443件</w:t>
+        <w:t xml:space="preserve">対象: 19ホテル | 月間総売上: ¥99,847,777 | 口コミ: 2290件</w:t>
       </w:r>
     </w:p>
     <w:p>
@@ -925,7 +925,7 @@
                 <w:sz w:val="15"/>
                 <w:szCs w:val="15"/>
               </w:rPr>
-              <w:t xml:space="preserve">8.41 / 10.0</w:t>
+              <w:t xml:space="preserve">8.35 / 10.0</w:t>
             </w:r>
           </w:p>
         </w:tc>
@@ -960,7 +960,7 @@
                 <w:sz w:val="15"/>
                 <w:szCs w:val="15"/>
               </w:rPr>
-              <w:t xml:space="preserve">中央値: 8.59</w:t>
+              <w:t xml:space="preserve">中央値: 8.48</w:t>
             </w:r>
           </w:p>
         </w:tc>
@@ -1032,7 +1032,7 @@
                 <w:sz w:val="15"/>
                 <w:szCs w:val="15"/>
               </w:rPr>
-              <w:t xml:space="preserve">2443件</w:t>
+              <w:t xml:space="preserve">2290件</w:t>
             </w:r>
           </w:p>
         </w:tc>
@@ -1281,7 +1281,7 @@
                 <w:sz w:val="15"/>
                 <w:szCs w:val="15"/>
               </w:rPr>
-              <w:t xml:space="preserve">73件/2443件</w:t>
+              <w:t xml:space="preserve">73件/2290件</w:t>
             </w:r>
           </w:p>
         </w:tc>
@@ -1501,7 +1501,7 @@
           <w:sz w:val="18"/>
           <w:szCs w:val="18"/>
         </w:rPr>
-        <w:t xml:space="preserve">コンフォートスイーツ東京ベイ（9.22点, ¥13,228,360） / 京成リッチモンドホテル東京錦糸町（9.12点, ¥4,791,800） / ホテルコメント横浜関内（8.88点, ¥4,463,320） / ダイワロイネットホテル東京大崎（8.87点, ¥5,203,037） / 川崎日航ホテル（8.68点, ¥7,168,120） / ハートンホテル東品川（8.59点, ¥11,211,550） / 変なホテル東京羽田（8.3点, ¥5,358,150）</w:t>
+        <w:t xml:space="preserve">京成リッチモンドホテル東京錦糸町（9.24点, ¥4,791,800） / コンフォートスイーツ東京ベイ（9.14点, ¥13,228,360） / ダイワロイネットホテル東京大崎（8.84点, ¥5,203,037） / ホテルコメント横浜関内（8.82点, ¥4,463,320） / 川崎日航ホテル（8.64点, ¥7,168,120） / ハートンホテル東品川（8.48点, ¥11,211,550） / 変なホテル東京羽田（8.31点, ¥5,358,150）</w:t>
       </w:r>
     </w:p>
     <w:p>
@@ -1556,7 +1556,7 @@
           <w:sz w:val="18"/>
           <w:szCs w:val="18"/>
         </w:rPr>
-        <w:t xml:space="preserve">第一イン池袋（9.18点, ¥4,310,610） / コンフォートホテルERA東京東神田（8.9点, ¥4,047,280） / ホテルケヤキゲート東京府中（8.74点, ¥4,425,395） / リッチモンドホテル東京目白（8.73点, ¥3,663,440） / コンフォートホテル成田（8.5点, ¥2,655,760） / コンフォートイン六本木（8.19点, ¥2,842,630） / アパホテル相模原橋本駅東（8.17点, ¥2,698,420）</w:t>
+        <w:t xml:space="preserve">第一イン池袋（9.48点, ¥4,310,610） / コンフォートホテルERA東京東神田（8.9点, ¥4,047,280） / ホテルケヤキゲート東京府中（8.81点, ¥4,425,395） / リッチモンドホテル東京目白（8.6点, ¥3,663,440） / コンフォートホテル成田（8.46点, ¥2,655,760） / アパホテル相模原橋本駅東（8.22点, ¥2,698,420） / コンフォートイン六本木（8.15点, ¥2,842,630）</w:t>
       </w:r>
     </w:p>
     <w:p>
@@ -1611,7 +1611,7 @@
           <w:sz w:val="18"/>
           <w:szCs w:val="18"/>
         </w:rPr>
-        <w:t xml:space="preserve">コンフォートホテル博多（7.88点, ¥5,764,630） / アパホテル蒲田駅東（7.34点, ¥4,679,520） / チサンホテル浜松町（7.02点, ¥5,578,650）</w:t>
+        <w:t xml:space="preserve">コンフォートホテル博多（7.73点, ¥5,764,630） / アパホテル蒲田駅東（7.38点, ¥4,679,520） / チサンホテル浜松町（6.57点, ¥5,578,650）</w:t>
       </w:r>
     </w:p>
     <w:p>
@@ -1666,7 +1666,7 @@
           <w:sz w:val="18"/>
           <w:szCs w:val="18"/>
         </w:rPr>
-        <w:t xml:space="preserve">コンフォートホテル横浜関内（7.52点, ¥4,051,890） / コートホテル新横浜（7.12点, ¥3,705,215）</w:t>
+        <w:t xml:space="preserve">コンフォートホテル横浜関内（7.57点, ¥4,051,890） / コートホテル新横浜（7.12点, ¥3,705,215）</w:t>
       </w:r>
     </w:p>
     <w:p>

--- a/納品レポート/PRIMECHANGE戦略レポート/PRIMECHANGE_CS向上戦略提案書.docx
+++ b/納品レポート/PRIMECHANGE戦略レポート/PRIMECHANGE_CS向上戦略提案書.docx
@@ -87,7 +87,7 @@
           <w:sz w:val="20"/>
           <w:szCs w:val="20"/>
         </w:rPr>
-        <w:t xml:space="preserve">対象: 19ホテル | 月間総売上: ¥99,847,777 | 口コミ: 2290件</w:t>
+        <w:t xml:space="preserve">対象: 19ホテル | 月間総売上: ¥99,847,777 | 口コミ: 1950件</w:t>
       </w:r>
     </w:p>
     <w:p>
@@ -960,7 +960,7 @@
                 <w:sz w:val="15"/>
                 <w:szCs w:val="15"/>
               </w:rPr>
-              <w:t xml:space="preserve">中央値: 8.48</w:t>
+              <w:t xml:space="preserve">中央値: 8.6</w:t>
             </w:r>
           </w:p>
         </w:tc>
@@ -1032,7 +1032,7 @@
                 <w:sz w:val="15"/>
                 <w:szCs w:val="15"/>
               </w:rPr>
-              <w:t xml:space="preserve">2290件</w:t>
+              <w:t xml:space="preserve">1950件</w:t>
             </w:r>
           </w:p>
         </w:tc>
@@ -1281,7 +1281,7 @@
                 <w:sz w:val="15"/>
                 <w:szCs w:val="15"/>
               </w:rPr>
-              <w:t xml:space="preserve">73件/2290件</w:t>
+              <w:t xml:space="preserve">73件/1950件</w:t>
             </w:r>
           </w:p>
         </w:tc>
@@ -1501,7 +1501,7 @@
           <w:sz w:val="18"/>
           <w:szCs w:val="18"/>
         </w:rPr>
-        <w:t xml:space="preserve">京成リッチモンドホテル東京錦糸町（9.24点, ¥4,791,800） / コンフォートスイーツ東京ベイ（9.14点, ¥13,228,360） / ダイワロイネットホテル東京大崎（8.84点, ¥5,203,037） / ホテルコメント横浜関内（8.82点, ¥4,463,320） / 川崎日航ホテル（8.64点, ¥7,168,120） / ハートンホテル東品川（8.48点, ¥11,211,550） / 変なホテル東京羽田（8.31点, ¥5,358,150）</w:t>
+        <w:t xml:space="preserve">京成リッチモンドホテル東京錦糸町（9.3点, ¥4,791,800） / コンフォートスイーツ東京ベイ（9.06点, ¥13,228,360） / ホテルコメント横浜関内（8.83点, ¥4,463,320） / 川崎日航ホテル（8.64点, ¥7,168,120） / ダイワロイネットホテル東京大崎（8.62点, ¥5,203,037） / ハートンホテル東品川（8.45点, ¥11,211,550） / 変なホテル東京羽田（8.31点, ¥5,358,150）</w:t>
       </w:r>
     </w:p>
     <w:p>
@@ -1556,7 +1556,7 @@
           <w:sz w:val="18"/>
           <w:szCs w:val="18"/>
         </w:rPr>
-        <w:t xml:space="preserve">第一イン池袋（9.48点, ¥4,310,610） / コンフォートホテルERA東京東神田（8.9点, ¥4,047,280） / ホテルケヤキゲート東京府中（8.81点, ¥4,425,395） / リッチモンドホテル東京目白（8.6点, ¥3,663,440） / コンフォートホテル成田（8.46点, ¥2,655,760） / アパホテル相模原橋本駅東（8.22点, ¥2,698,420） / コンフォートイン六本木（8.15点, ¥2,842,630）</w:t>
+        <w:t xml:space="preserve">第一イン池袋（9.49点, ¥4,310,610） / ホテルケヤキゲート東京府中（8.95点, ¥4,425,395） / コンフォートホテルERA東京東神田（8.93点, ¥4,047,280） / コンフォートホテル成田（8.67点, ¥2,655,760） / リッチモンドホテル東京目白（8.6点, ¥3,663,440） / コンフォートイン六本木（8.25点, ¥2,842,630） / アパホテル相模原橋本駅東（8.22点, ¥2,698,420）</w:t>
       </w:r>
     </w:p>
     <w:p>
@@ -1611,7 +1611,7 @@
           <w:sz w:val="18"/>
           <w:szCs w:val="18"/>
         </w:rPr>
-        <w:t xml:space="preserve">コンフォートホテル博多（7.73点, ¥5,764,630） / アパホテル蒲田駅東（7.38点, ¥4,679,520） / チサンホテル浜松町（6.57点, ¥5,578,650）</w:t>
+        <w:t xml:space="preserve">コンフォートホテル博多（7.89点, ¥5,764,630） / アパホテル蒲田駅東（7.38点, ¥4,679,520） / チサンホテル浜松町（6.52点, ¥5,578,650）</w:t>
       </w:r>
     </w:p>
     <w:p>

--- a/納品レポート/PRIMECHANGE戦略レポート/PRIMECHANGE_CS向上戦略提案書.docx
+++ b/納品レポート/PRIMECHANGE戦略レポート/PRIMECHANGE_CS向上戦略提案書.docx
@@ -87,7 +87,7 @@
           <w:sz w:val="20"/>
           <w:szCs w:val="20"/>
         </w:rPr>
-        <w:t xml:space="preserve">対象: 19ホテル | 月間総売上: ¥99,847,777 | 口コミ: 1950件</w:t>
+        <w:t xml:space="preserve">対象: 19ホテル | 月間総売上: ¥99,847,777 | 口コミ: 1311件</w:t>
       </w:r>
     </w:p>
     <w:p>
@@ -925,7 +925,7 @@
                 <w:sz w:val="15"/>
                 <w:szCs w:val="15"/>
               </w:rPr>
-              <w:t xml:space="preserve">8.35 / 10.0</w:t>
+              <w:t xml:space="preserve">8.44 / 10.0</w:t>
             </w:r>
           </w:p>
         </w:tc>
@@ -960,7 +960,7 @@
                 <w:sz w:val="15"/>
                 <w:szCs w:val="15"/>
               </w:rPr>
-              <w:t xml:space="preserve">中央値: 8.6</w:t>
+              <w:t xml:space="preserve">中央値: 8.49</w:t>
             </w:r>
           </w:p>
         </w:tc>
@@ -1032,7 +1032,7 @@
                 <w:sz w:val="15"/>
                 <w:szCs w:val="15"/>
               </w:rPr>
-              <w:t xml:space="preserve">1950件</w:t>
+              <w:t xml:space="preserve">1311件</w:t>
             </w:r>
           </w:p>
         </w:tc>
@@ -1281,7 +1281,7 @@
                 <w:sz w:val="15"/>
                 <w:szCs w:val="15"/>
               </w:rPr>
-              <w:t xml:space="preserve">73件/1950件</w:t>
+              <w:t xml:space="preserve">73件/1311件</w:t>
             </w:r>
           </w:p>
         </w:tc>
@@ -1501,7 +1501,7 @@
           <w:sz w:val="18"/>
           <w:szCs w:val="18"/>
         </w:rPr>
-        <w:t xml:space="preserve">京成リッチモンドホテル東京錦糸町（9.3点, ¥4,791,800） / コンフォートスイーツ東京ベイ（9.06点, ¥13,228,360） / ホテルコメント横浜関内（8.83点, ¥4,463,320） / 川崎日航ホテル（8.64点, ¥7,168,120） / ダイワロイネットホテル東京大崎（8.62点, ¥5,203,037） / ハートンホテル東品川（8.45点, ¥11,211,550） / 変なホテル東京羽田（8.31点, ¥5,358,150）</w:t>
+        <w:t xml:space="preserve">京成リッチモンドホテル東京錦糸町（9.3点, ¥4,791,800） / コンフォートスイーツ東京ベイ（9.06点, ¥13,228,360） / ホテルコメント横浜関内（8.83点, ¥4,463,320） / 川崎日航ホテル（8.66点, ¥7,168,120） / ダイワロイネットホテル東京大崎（8.62点, ¥5,203,037） / ハートンホテル東品川（8.45点, ¥11,211,550） / 変なホテル東京羽田（8.35点, ¥5,358,150）</w:t>
       </w:r>
     </w:p>
     <w:p>
@@ -1556,7 +1556,7 @@
           <w:sz w:val="18"/>
           <w:szCs w:val="18"/>
         </w:rPr>
-        <w:t xml:space="preserve">第一イン池袋（9.49点, ¥4,310,610） / ホテルケヤキゲート東京府中（8.95点, ¥4,425,395） / コンフォートホテルERA東京東神田（8.93点, ¥4,047,280） / コンフォートホテル成田（8.67点, ¥2,655,760） / リッチモンドホテル東京目白（8.6点, ¥3,663,440） / コンフォートイン六本木（8.25点, ¥2,842,630） / アパホテル相模原橋本駅東（8.22点, ¥2,698,420）</w:t>
+        <w:t xml:space="preserve">第一イン池袋（9.49点, ¥4,310,610） / ホテルケヤキゲート東京府中（8.95点, ¥4,425,395） / コンフォートホテルERA東京東神田（8.78点, ¥4,047,280） / コンフォートホテル成田（8.67点, ¥2,655,760） / リッチモンドホテル東京目白（8.49点, ¥3,663,440） / コンフォートイン六本木（8.25点, ¥2,842,630） / アパホテル相模原橋本駅東（8点, ¥2,698,420）</w:t>
       </w:r>
     </w:p>
     <w:p>
@@ -1611,7 +1611,7 @@
           <w:sz w:val="18"/>
           <w:szCs w:val="18"/>
         </w:rPr>
-        <w:t xml:space="preserve">コンフォートホテル博多（7.89点, ¥5,764,630） / アパホテル蒲田駅東（7.38点, ¥4,679,520） / チサンホテル浜松町（6.52点, ¥5,578,650）</w:t>
+        <w:t xml:space="preserve">コンフォートホテル博多（7.89点, ¥5,764,630） / アパホテル蒲田駅東（7.5点, ¥4,679,520） / チサンホテル浜松町（6.52点, ¥5,578,650）</w:t>
       </w:r>
     </w:p>
     <w:p>
@@ -1666,7 +1666,7 @@
           <w:sz w:val="18"/>
           <w:szCs w:val="18"/>
         </w:rPr>
-        <w:t xml:space="preserve">コンフォートホテル横浜関内（7.57点, ¥4,051,890） / コートホテル新横浜（7.12点, ¥3,705,215）</w:t>
+        <w:t xml:space="preserve">コンフォートホテル横浜関内（7.18点, ¥4,051,890） / コートホテル新横浜（0点, ¥3,705,215）</w:t>
       </w:r>
     </w:p>
     <w:p>

--- a/納品レポート/PRIMECHANGE戦略レポート/PRIMECHANGE_CS向上戦略提案書.docx
+++ b/納品レポート/PRIMECHANGE戦略レポート/PRIMECHANGE_CS向上戦略提案書.docx
@@ -87,7 +87,7 @@
           <w:sz w:val="20"/>
           <w:szCs w:val="20"/>
         </w:rPr>
-        <w:t xml:space="preserve">対象: 19ホテル | 月間総売上: ¥99,847,777 | 口コミ: 1311件</w:t>
+        <w:t xml:space="preserve">対象: 19ホテル | 月間総売上: ¥99,847,777 | 口コミ: 1762件</w:t>
       </w:r>
     </w:p>
     <w:p>
@@ -925,7 +925,7 @@
                 <w:sz w:val="15"/>
                 <w:szCs w:val="15"/>
               </w:rPr>
-              <w:t xml:space="preserve">8.44 / 10.0</w:t>
+              <w:t xml:space="preserve">8.36 / 10.0</w:t>
             </w:r>
           </w:p>
         </w:tc>
@@ -960,7 +960,7 @@
                 <w:sz w:val="15"/>
                 <w:szCs w:val="15"/>
               </w:rPr>
-              <w:t xml:space="preserve">中央値: 8.49</w:t>
+              <w:t xml:space="preserve">中央値: 8.6</w:t>
             </w:r>
           </w:p>
         </w:tc>
@@ -1032,7 +1032,7 @@
                 <w:sz w:val="15"/>
                 <w:szCs w:val="15"/>
               </w:rPr>
-              <w:t xml:space="preserve">1311件</w:t>
+              <w:t xml:space="preserve">1762件</w:t>
             </w:r>
           </w:p>
         </w:tc>
@@ -1281,7 +1281,7 @@
                 <w:sz w:val="15"/>
                 <w:szCs w:val="15"/>
               </w:rPr>
-              <w:t xml:space="preserve">73件/1311件</w:t>
+              <w:t xml:space="preserve">73件/1762件</w:t>
             </w:r>
           </w:p>
         </w:tc>
@@ -1501,7 +1501,7 @@
           <w:sz w:val="18"/>
           <w:szCs w:val="18"/>
         </w:rPr>
-        <w:t xml:space="preserve">京成リッチモンドホテル東京錦糸町（9.3点, ¥4,791,800） / コンフォートスイーツ東京ベイ（9.06点, ¥13,228,360） / ホテルコメント横浜関内（8.83点, ¥4,463,320） / 川崎日航ホテル（8.66点, ¥7,168,120） / ダイワロイネットホテル東京大崎（8.62点, ¥5,203,037） / ハートンホテル東品川（8.45点, ¥11,211,550） / 変なホテル東京羽田（8.35点, ¥5,358,150）</w:t>
+        <w:t xml:space="preserve">京成リッチモンドホテル東京錦糸町（9.32点, ¥4,791,800） / コンフォートスイーツ東京ベイ（9.07点, ¥13,228,360） / ホテルコメント横浜関内（8.81点, ¥4,463,320） / 川崎日航ホテル（8.64点, ¥7,168,120） / ダイワロイネットホテル東京大崎（8.62点, ¥5,203,037） / ハートンホテル東品川（8.45点, ¥11,211,550） / 変なホテル東京羽田（8.31点, ¥5,358,150）</w:t>
       </w:r>
     </w:p>
     <w:p>
@@ -1556,7 +1556,7 @@
           <w:sz w:val="18"/>
           <w:szCs w:val="18"/>
         </w:rPr>
-        <w:t xml:space="preserve">第一イン池袋（9.49点, ¥4,310,610） / ホテルケヤキゲート東京府中（8.95点, ¥4,425,395） / コンフォートホテルERA東京東神田（8.78点, ¥4,047,280） / コンフォートホテル成田（8.67点, ¥2,655,760） / リッチモンドホテル東京目白（8.49点, ¥3,663,440） / コンフォートイン六本木（8.25点, ¥2,842,630） / アパホテル相模原橋本駅東（8点, ¥2,698,420）</w:t>
+        <w:t xml:space="preserve">第一イン池袋（9.5点, ¥4,310,610） / ホテルケヤキゲート東京府中（8.98点, ¥4,425,395） / コンフォートホテルERA東京東神田（8.93点, ¥4,047,280） / コンフォートホテル成田（8.67点, ¥2,655,760） / リッチモンドホテル東京目白（8.6点, ¥3,663,440） / コンフォートイン六本木（8.25点, ¥2,842,630） / アパホテル相模原橋本駅東（8.06点, ¥2,698,420）</w:t>
       </w:r>
     </w:p>
     <w:p>
@@ -1611,7 +1611,7 @@
           <w:sz w:val="18"/>
           <w:szCs w:val="18"/>
         </w:rPr>
-        <w:t xml:space="preserve">コンフォートホテル博多（7.89点, ¥5,764,630） / アパホテル蒲田駅東（7.5点, ¥4,679,520） / チサンホテル浜松町（6.52点, ¥5,578,650）</w:t>
+        <w:t xml:space="preserve">コンフォートホテル博多（7.89点, ¥5,764,630） / アパホテル蒲田駅東（7.38点, ¥4,679,520） / チサンホテル浜松町（6.52点, ¥5,578,650）</w:t>
       </w:r>
     </w:p>
     <w:p>
@@ -1666,7 +1666,7 @@
           <w:sz w:val="18"/>
           <w:szCs w:val="18"/>
         </w:rPr>
-        <w:t xml:space="preserve">コンフォートホテル横浜関内（7.18点, ¥4,051,890） / コートホテル新横浜（0点, ¥3,705,215）</w:t>
+        <w:t xml:space="preserve">コンフォートホテル横浜関内（7.57点, ¥4,051,890） / コートホテル新横浜（7.12点, ¥3,705,215）</w:t>
       </w:r>
     </w:p>
     <w:p>

--- a/納品レポート/PRIMECHANGE戦略レポート/PRIMECHANGE_CS向上戦略提案書.docx
+++ b/納品レポート/PRIMECHANGE戦略レポート/PRIMECHANGE_CS向上戦略提案書.docx
@@ -87,7 +87,7 @@
           <w:sz w:val="20"/>
           <w:szCs w:val="20"/>
         </w:rPr>
-        <w:t xml:space="preserve">対象: 19ホテル | 月間総売上: ¥99,847,777 | 口コミ: 1762件</w:t>
+        <w:t xml:space="preserve">対象: 19ホテル | 月間総売上: ¥99,847,777 | 口コミ: 1787件</w:t>
       </w:r>
     </w:p>
     <w:p>
@@ -1032,7 +1032,7 @@
                 <w:sz w:val="15"/>
                 <w:szCs w:val="15"/>
               </w:rPr>
-              <w:t xml:space="preserve">1762件</w:t>
+              <w:t xml:space="preserve">1787件</w:t>
             </w:r>
           </w:p>
         </w:tc>
@@ -1281,7 +1281,7 @@
                 <w:sz w:val="15"/>
                 <w:szCs w:val="15"/>
               </w:rPr>
-              <w:t xml:space="preserve">73件/1762件</w:t>
+              <w:t xml:space="preserve">73件/1787件</w:t>
             </w:r>
           </w:p>
         </w:tc>
@@ -1501,7 +1501,7 @@
           <w:sz w:val="18"/>
           <w:szCs w:val="18"/>
         </w:rPr>
-        <w:t xml:space="preserve">京成リッチモンドホテル東京錦糸町（9.32点, ¥4,791,800） / コンフォートスイーツ東京ベイ（9.07点, ¥13,228,360） / ホテルコメント横浜関内（8.81点, ¥4,463,320） / 川崎日航ホテル（8.64点, ¥7,168,120） / ダイワロイネットホテル東京大崎（8.62点, ¥5,203,037） / ハートンホテル東品川（8.45点, ¥11,211,550） / 変なホテル東京羽田（8.31点, ¥5,358,150）</w:t>
+        <w:t xml:space="preserve">京成リッチモンドホテル東京錦糸町（9.32点, ¥4,791,800） / コンフォートスイーツ東京ベイ（9.07点, ¥13,228,360） / ホテルコメント横浜関内（8.83点, ¥4,463,320） / 川崎日航ホテル（8.64点, ¥7,168,120） / ダイワロイネットホテル東京大崎（8.63点, ¥5,203,037） / ハートンホテル東品川（8.41点, ¥11,211,550） / 変なホテル東京羽田（8.31点, ¥5,358,150）</w:t>
       </w:r>
     </w:p>
     <w:p>
@@ -1556,7 +1556,7 @@
           <w:sz w:val="18"/>
           <w:szCs w:val="18"/>
         </w:rPr>
-        <w:t xml:space="preserve">第一イン池袋（9.5点, ¥4,310,610） / ホテルケヤキゲート東京府中（8.98点, ¥4,425,395） / コンフォートホテルERA東京東神田（8.93点, ¥4,047,280） / コンフォートホテル成田（8.67点, ¥2,655,760） / リッチモンドホテル東京目白（8.6点, ¥3,663,440） / コンフォートイン六本木（8.25点, ¥2,842,630） / アパホテル相模原橋本駅東（8.06点, ¥2,698,420）</w:t>
+        <w:t xml:space="preserve">第一イン池袋（9.44点, ¥4,310,610） / ホテルケヤキゲート東京府中（8.98点, ¥4,425,395） / コンフォートホテルERA東京東神田（8.93点, ¥4,047,280） / コンフォートホテル成田（8.66点, ¥2,655,760） / リッチモンドホテル東京目白（8.6点, ¥3,663,440） / コンフォートイン六本木（8.25点, ¥2,842,630） / アパホテル相模原橋本駅東（8.06点, ¥2,698,420）</w:t>
       </w:r>
     </w:p>
     <w:p>
@@ -1611,7 +1611,7 @@
           <w:sz w:val="18"/>
           <w:szCs w:val="18"/>
         </w:rPr>
-        <w:t xml:space="preserve">コンフォートホテル博多（7.89点, ¥5,764,630） / アパホテル蒲田駅東（7.38点, ¥4,679,520） / チサンホテル浜松町（6.52点, ¥5,578,650）</w:t>
+        <w:t xml:space="preserve">コンフォートホテル博多（7.94点, ¥5,764,630） / アパホテル蒲田駅東（7.38点, ¥4,679,520） / チサンホテル浜松町（6.52点, ¥5,578,650）</w:t>
       </w:r>
     </w:p>
     <w:p>

--- a/納品レポート/PRIMECHANGE戦略レポート/PRIMECHANGE_CS向上戦略提案書.docx
+++ b/納品レポート/PRIMECHANGE戦略レポート/PRIMECHANGE_CS向上戦略提案書.docx
@@ -87,7 +87,7 @@
           <w:sz w:val="20"/>
           <w:szCs w:val="20"/>
         </w:rPr>
-        <w:t xml:space="preserve">対象: 19ホテル | 月間総売上: ¥99,847,777 | 口コミ: 1787件</w:t>
+        <w:t xml:space="preserve">対象: 19ホテル | 月間総売上: ¥99,847,777 | 口コミ: 1816件</w:t>
       </w:r>
     </w:p>
     <w:p>
@@ -960,7 +960,7 @@
                 <w:sz w:val="15"/>
                 <w:szCs w:val="15"/>
               </w:rPr>
-              <w:t xml:space="preserve">中央値: 8.6</w:t>
+              <w:t xml:space="preserve">中央値: 8.56</w:t>
             </w:r>
           </w:p>
         </w:tc>
@@ -1032,7 +1032,7 @@
                 <w:sz w:val="15"/>
                 <w:szCs w:val="15"/>
               </w:rPr>
-              <w:t xml:space="preserve">1787件</w:t>
+              <w:t xml:space="preserve">1816件</w:t>
             </w:r>
           </w:p>
         </w:tc>
@@ -1281,7 +1281,7 @@
                 <w:sz w:val="15"/>
                 <w:szCs w:val="15"/>
               </w:rPr>
-              <w:t xml:space="preserve">73件/1787件</w:t>
+              <w:t xml:space="preserve">73件/1816件</w:t>
             </w:r>
           </w:p>
         </w:tc>
@@ -1501,7 +1501,7 @@
           <w:sz w:val="18"/>
           <w:szCs w:val="18"/>
         </w:rPr>
-        <w:t xml:space="preserve">京成リッチモンドホテル東京錦糸町（9.32点, ¥4,791,800） / コンフォートスイーツ東京ベイ（9.07点, ¥13,228,360） / ホテルコメント横浜関内（8.83点, ¥4,463,320） / 川崎日航ホテル（8.64点, ¥7,168,120） / ダイワロイネットホテル東京大崎（8.63点, ¥5,203,037） / ハートンホテル東品川（8.41点, ¥11,211,550） / 変なホテル東京羽田（8.31点, ¥5,358,150）</w:t>
+        <w:t xml:space="preserve">京成リッチモンドホテル東京錦糸町（9.31点, ¥4,791,800） / コンフォートスイーツ東京ベイ（9.06点, ¥13,228,360） / ホテルコメント横浜関内（8.83点, ¥4,463,320） / ダイワロイネットホテル東京大崎（8.63点, ¥5,203,037） / 川崎日航ホテル（8.56点, ¥7,168,120） / ハートンホテル東品川（8.4点, ¥11,211,550） / 変なホテル東京羽田（8.25点, ¥5,358,150）</w:t>
       </w:r>
     </w:p>
     <w:p>
@@ -1556,7 +1556,7 @@
           <w:sz w:val="18"/>
           <w:szCs w:val="18"/>
         </w:rPr>
-        <w:t xml:space="preserve">第一イン池袋（9.44点, ¥4,310,610） / ホテルケヤキゲート東京府中（8.98点, ¥4,425,395） / コンフォートホテルERA東京東神田（8.93点, ¥4,047,280） / コンフォートホテル成田（8.66点, ¥2,655,760） / リッチモンドホテル東京目白（8.6点, ¥3,663,440） / コンフォートイン六本木（8.25点, ¥2,842,630） / アパホテル相模原橋本駅東（8.06点, ¥2,698,420）</w:t>
+        <w:t xml:space="preserve">第一イン池袋（9.4点, ¥4,310,610） / ホテルケヤキゲート東京府中（8.97点, ¥4,425,395） / コンフォートホテルERA東京東神田（8.93点, ¥4,047,280） / コンフォートホテル成田（8.66点, ¥2,655,760） / リッチモンドホテル東京目白（8.6点, ¥3,663,440） / コンフォートイン六本木（8.26点, ¥2,842,630） / アパホテル相模原橋本駅東（8.06点, ¥2,698,420）</w:t>
       </w:r>
     </w:p>
     <w:p>
@@ -1611,7 +1611,7 @@
           <w:sz w:val="18"/>
           <w:szCs w:val="18"/>
         </w:rPr>
-        <w:t xml:space="preserve">コンフォートホテル博多（7.94点, ¥5,764,630） / アパホテル蒲田駅東（7.38点, ¥4,679,520） / チサンホテル浜松町（6.52点, ¥5,578,650）</w:t>
+        <w:t xml:space="preserve">コンフォートホテル博多（7.95点, ¥5,764,630） / アパホテル蒲田駅東（7.38点, ¥4,679,520） / チサンホテル浜松町（6.52点, ¥5,578,650）</w:t>
       </w:r>
     </w:p>
     <w:p>

--- a/納品レポート/PRIMECHANGE戦略レポート/PRIMECHANGE_CS向上戦略提案書.docx
+++ b/納品レポート/PRIMECHANGE戦略レポート/PRIMECHANGE_CS向上戦略提案書.docx
@@ -87,7 +87,7 @@
           <w:sz w:val="20"/>
           <w:szCs w:val="20"/>
         </w:rPr>
-        <w:t xml:space="preserve">対象: 19ホテル | 月間総売上: ¥99,847,777 | 口コミ: 1816件</w:t>
+        <w:t xml:space="preserve">対象: 19ホテル | 月間総売上: ¥99,847,777 | 口コミ: 1835件</w:t>
       </w:r>
     </w:p>
     <w:p>
@@ -925,7 +925,7 @@
                 <w:sz w:val="15"/>
                 <w:szCs w:val="15"/>
               </w:rPr>
-              <w:t xml:space="preserve">8.36 / 10.0</w:t>
+              <w:t xml:space="preserve">8.33 / 10.0</w:t>
             </w:r>
           </w:p>
         </w:tc>
@@ -960,7 +960,7 @@
                 <w:sz w:val="15"/>
                 <w:szCs w:val="15"/>
               </w:rPr>
-              <w:t xml:space="preserve">中央値: 8.56</w:t>
+              <w:t xml:space="preserve">中央値: 8.46</w:t>
             </w:r>
           </w:p>
         </w:tc>
@@ -1032,7 +1032,7 @@
                 <w:sz w:val="15"/>
                 <w:szCs w:val="15"/>
               </w:rPr>
-              <w:t xml:space="preserve">1816件</w:t>
+              <w:t xml:space="preserve">1835件</w:t>
             </w:r>
           </w:p>
         </w:tc>
@@ -1281,7 +1281,7 @@
                 <w:sz w:val="15"/>
                 <w:szCs w:val="15"/>
               </w:rPr>
-              <w:t xml:space="preserve">73件/1816件</w:t>
+              <w:t xml:space="preserve">73件/1835件</w:t>
             </w:r>
           </w:p>
         </w:tc>
@@ -1556,7 +1556,7 @@
           <w:sz w:val="18"/>
           <w:szCs w:val="18"/>
         </w:rPr>
-        <w:t xml:space="preserve">第一イン池袋（9.4点, ¥4,310,610） / ホテルケヤキゲート東京府中（8.97点, ¥4,425,395） / コンフォートホテルERA東京東神田（8.93点, ¥4,047,280） / コンフォートホテル成田（8.66点, ¥2,655,760） / リッチモンドホテル東京目白（8.6点, ¥3,663,440） / コンフォートイン六本木（8.26点, ¥2,842,630） / アパホテル相模原橋本駅東（8.06点, ¥2,698,420）</w:t>
+        <w:t xml:space="preserve">第一イン池袋（9.4点, ¥4,310,610） / ホテルケヤキゲート東京府中（8.97点, ¥4,425,395） / コンフォートホテルERA東京東神田（8.85点, ¥4,047,280） / リッチモンドホテル東京目白（8.6点, ¥3,663,440） / コンフォートホテル成田（8.46点, ¥2,655,760） / コンフォートイン六本木（8.26点, ¥2,842,630） / アパホテル相模原橋本駅東（8.06点, ¥2,698,420）</w:t>
       </w:r>
     </w:p>
     <w:p>
